--- a/راهنما.docx
+++ b/راهنما.docx
@@ -1,7 +1,43 @@
 
 <file path=word/document.xml><?xml version="1.0" encoding="utf-8"?>
-<w:document xmlns:wpc="http://schemas.microsoft.com/office/word/2010/wordprocessingCanvas" xmlns:cx="http://schemas.microsoft.com/office/drawing/2014/chartex" xmlns:cx1="http://schemas.microsoft.com/office/drawing/2015/9/8/chartex" xmlns:cx2="http://schemas.microsoft.com/office/drawing/2015/10/21/chartex" xmlns:cx3="http://schemas.microsoft.com/office/drawing/2016/5/9/chartex" xmlns:cx4="http://schemas.microsoft.com/office/drawing/2016/5/10/chartex" xmlns:cx5="http://schemas.microsoft.com/office/drawing/2016/5/11/chartex" xmlns:cx6="http://schemas.microsoft.com/office/drawing/2016/5/12/chartex" xmlns:cx7="http://schemas.microsoft.com/office/drawing/2016/5/13/chartex" xmlns:cx8="http://schemas.microsoft.com/office/drawing/2016/5/14/chartex" xmlns:mc="http://schemas.openxmlformats.org/markup-compatibility/2006" xmlns:aink="http://schemas.microsoft.com/office/drawing/2016/ink" xmlns:am3d="http://schemas.microsoft.com/office/drawing/2017/model3d" xmlns:o="urn:schemas-microsoft-com:office:office" xmlns:oel="http://schemas.microsoft.com/office/2019/extlst" xmlns:r="http://schemas.openxmlformats.org/officeDocument/2006/relationships" xmlns:m="http://schemas.openxmlformats.org/officeDocument/2006/math" xmlns:v="urn:schemas-microsoft-com:vml" xmlns:wp14="http://schemas.microsoft.com/office/word/2010/wordprocessingDrawing" xmlns:wp="http://schemas.openxmlformats.org/drawingml/2006/wordprocessingDrawing" xmlns:w10="urn:schemas-microsoft-com:office:word" xmlns:w="http://schemas.openxmlformats.org/wordprocessingml/2006/main" xmlns:w14="http://schemas.microsoft.com/office/word/2010/wordml" xmlns:w15="http://schemas.microsoft.com/office/word/2012/wordml" xmlns:w16cex="http://schemas.microsoft.com/office/word/2018/wordml/cex" xmlns:w16cid="http://schemas.microsoft.com/office/word/2016/wordml/cid" xmlns:w16="http://schemas.microsoft.com/office/word/2018/wordml" xmlns:w16sdtdh="http://schemas.microsoft.com/office/word/2020/wordml/sdtdatahash" xmlns:w16se="http://schemas.microsoft.com/office/word/2015/wordml/symex" xmlns:wpg="http://schemas.microsoft.com/office/word/2010/wordprocessingGroup" xmlns:wpi="http://schemas.microsoft.com/office/word/2010/wordprocessingInk" xmlns:wne="http://schemas.microsoft.com/office/word/2006/wordml" xmlns:wps="http://schemas.microsoft.com/office/word/2010/wordprocessingShape" mc:Ignorable="w14 w15 w16se w16cid w16 w16cex w16sdtdh wp14">
+<w:document xmlns:wpc="http://schemas.microsoft.com/office/word/2010/wordprocessingCanvas" xmlns:cx="http://schemas.microsoft.com/office/drawing/2014/chartex" xmlns:cx1="http://schemas.microsoft.com/office/drawing/2015/9/8/chartex" xmlns:cx2="http://schemas.microsoft.com/office/drawing/2015/10/21/chartex" xmlns:cx3="http://schemas.microsoft.com/office/drawing/2016/5/9/chartex" xmlns:cx4="http://schemas.microsoft.com/office/drawing/2016/5/10/chartex" xmlns:cx5="http://schemas.microsoft.com/office/drawing/2016/5/11/chartex" xmlns:cx6="http://schemas.microsoft.com/office/drawing/2016/5/12/chartex" xmlns:cx7="http://schemas.microsoft.com/office/drawing/2016/5/13/chartex" xmlns:cx8="http://schemas.microsoft.com/office/drawing/2016/5/14/chartex" xmlns:mc="http://schemas.openxmlformats.org/markup-compatibility/2006" xmlns:aink="http://schemas.microsoft.com/office/drawing/2016/ink" xmlns:am3d="http://schemas.microsoft.com/office/drawing/2017/model3d" xmlns:o="urn:schemas-microsoft-com:office:office" xmlns:oel="http://schemas.microsoft.com/office/2019/extlst" xmlns:r="http://schemas.openxmlformats.org/officeDocument/2006/relationships" xmlns:m="http://schemas.openxmlformats.org/officeDocument/2006/math" xmlns:v="urn:schemas-microsoft-com:vml" xmlns:wp14="http://schemas.microsoft.com/office/word/2010/wordprocessingDrawing" xmlns:wp="http://schemas.openxmlformats.org/drawingml/2006/wordprocessingDrawing" xmlns:w10="urn:schemas-microsoft-com:office:word" xmlns:w="http://schemas.openxmlformats.org/wordprocessingml/2006/main" xmlns:w14="http://schemas.microsoft.com/office/word/2010/wordml" xmlns:w15="http://schemas.microsoft.com/office/word/2012/wordml" xmlns:w16cei="http://schemas.microsoft.com/office/word/2026/wordml/cei" xmlns:w16cex="http://schemas.microsoft.com/office/word/2018/wordml/cex" xmlns:w16cid="http://schemas.microsoft.com/office/word/2016/wordml/cid" xmlns:w16="http://schemas.microsoft.com/office/word/2018/wordml" xmlns:w16du="http://schemas.microsoft.com/office/word/2023/wordml/word16du" xmlns:w16sdtdh="http://schemas.microsoft.com/office/word/2020/wordml/sdtdatahash" xmlns:w16sdtfl="http://schemas.microsoft.com/office/word/2024/wordml/sdtformatlock" xmlns:w16se="http://schemas.microsoft.com/office/word/2015/wordml/symex" xmlns:wpg="http://schemas.microsoft.com/office/word/2010/wordprocessingGroup" xmlns:wpi="http://schemas.microsoft.com/office/word/2010/wordprocessingInk" xmlns:wne="http://schemas.microsoft.com/office/word/2006/wordml" xmlns:wps="http://schemas.microsoft.com/office/word/2010/wordprocessingShape" mc:Ignorable="w14 w15 w16se w16cid w16 w16cex w16sdtdh w16sdtfl w16du wp14">
   <w:body>
+    <w:p>
+      <w:pPr>
+        <w:bidi w:val="0"/>
+        <w:rPr>
+          <w:rFonts w:cs="B Zar"/>
+          <w:sz w:val="26"/>
+          <w:szCs w:val="26"/>
+        </w:rPr>
+      </w:pPr>
+      <w:r>
+        <w:rPr>
+          <w:rFonts w:cs="B Zar"/>
+          <w:sz w:val="26"/>
+          <w:szCs w:val="26"/>
+        </w:rPr>
+        <w:t>cd bookassistant-backend</w:t>
+      </w:r>
+    </w:p>
+    <w:p>
+      <w:pPr>
+        <w:bidi w:val="0"/>
+        <w:rPr>
+          <w:rFonts w:cs="B Zar"/>
+          <w:sz w:val="26"/>
+          <w:szCs w:val="26"/>
+        </w:rPr>
+      </w:pPr>
+      <w:r>
+        <w:rPr>
+          <w:rFonts w:cs="B Zar"/>
+          <w:sz w:val="26"/>
+          <w:szCs w:val="26"/>
+        </w:rPr>
+        <w:t>php artisan serve --host=0.0.0.0 --port=8000</w:t>
+      </w:r>
+    </w:p>
     <w:p>
       <w:pPr>
         <w:rPr>
@@ -843,40 +879,34 @@
         <w:pStyle w:val="NormalWeb"/>
       </w:pPr>
       <w:r>
-        <w:t>php artisan config:clear</w:t>
-      </w:r>
+        <w:t xml:space="preserve">php artisan </w:t>
+      </w:r>
+      <w:proofErr w:type="gramStart"/>
+      <w:r>
+        <w:t>config:clear</w:t>
+      </w:r>
+      <w:proofErr w:type="gramEnd"/>
     </w:p>
     <w:p>
-      <w:pPr>
+      <w:r>
         <w:rPr>
           <w:rFonts w:hint="cs"/>
-        </w:rPr>
-      </w:pPr>
+          <w:rtl/>
+        </w:rPr>
+        <w:t xml:space="preserve">نکته مهم: مسیر درست </w:t>
+      </w:r>
+      <w:r>
+        <w:t>PHP</w:t>
+      </w:r>
       <w:r>
         <w:rPr>
           <w:rFonts w:hint="cs"/>
           <w:rtl/>
         </w:rPr>
-        <w:t xml:space="preserve">نکته مهم: مسیر درست </w:t>
-      </w:r>
-      <w:r>
-        <w:t>PHP</w:t>
-      </w:r>
-      <w:r>
-        <w:rPr>
-          <w:rFonts w:hint="cs"/>
-          <w:rtl/>
-        </w:rPr>
         <w:t xml:space="preserve"> که پروژه از آن استفاده می‌کند رو با </w:t>
       </w:r>
       <w:r>
-        <w:t xml:space="preserve">php </w:t>
-      </w:r>
-      <w:r>
-        <w:t>–</w:t>
-      </w:r>
-      <w:r>
-        <w:t>ini</w:t>
+        <w:t>php –ini</w:t>
       </w:r>
       <w:r>
         <w:rPr>
@@ -1006,7 +1036,25 @@
           <w:sz w:val="26"/>
           <w:szCs w:val="26"/>
         </w:rPr>
-        <w:t>php artisan make:migration add_price_and_discount_to_books_table --table=books</w:t>
+        <w:t xml:space="preserve">php artisan </w:t>
+      </w:r>
+      <w:proofErr w:type="gramStart"/>
+      <w:r>
+        <w:rPr>
+          <w:rFonts w:cs="B Zar"/>
+          <w:sz w:val="26"/>
+          <w:szCs w:val="26"/>
+        </w:rPr>
+        <w:t>make:migration</w:t>
+      </w:r>
+      <w:proofErr w:type="gramEnd"/>
+      <w:r>
+        <w:rPr>
+          <w:rFonts w:cs="B Zar"/>
+          <w:sz w:val="26"/>
+          <w:szCs w:val="26"/>
+        </w:rPr>
+        <w:t xml:space="preserve"> add_price_and_discount_to_books_table --table=books</w:t>
       </w:r>
     </w:p>
     <w:p>
@@ -1058,6 +1106,7 @@
         </w:rPr>
         <w:t xml:space="preserve"> </w:t>
       </w:r>
+      <w:proofErr w:type="gramStart"/>
       <w:r>
         <w:rPr>
           <w:rStyle w:val="hljs-title"/>
@@ -1068,7 +1117,14 @@
         <w:rPr>
           <w:rStyle w:val="hljs-function"/>
         </w:rPr>
-        <w:t xml:space="preserve">(): </w:t>
+        <w:t>(</w:t>
+      </w:r>
+      <w:proofErr w:type="gramEnd"/>
+      <w:r>
+        <w:rPr>
+          <w:rStyle w:val="hljs-function"/>
+        </w:rPr>
+        <w:t xml:space="preserve">): </w:t>
       </w:r>
       <w:r>
         <w:rPr>
@@ -1082,9 +1138,11 @@
         </w:rPr>
         <w:t xml:space="preserve"> </w:t>
       </w:r>
+      <w:proofErr w:type="gramStart"/>
       <w:r>
         <w:t>{ Schema::table(</w:t>
       </w:r>
+      <w:proofErr w:type="gramEnd"/>
       <w:r>
         <w:rPr>
           <w:rStyle w:val="hljs-string"/>
@@ -1124,6 +1182,7 @@
         </w:rPr>
         <w:t xml:space="preserve">) </w:t>
       </w:r>
+      <w:proofErr w:type="gramStart"/>
       <w:r>
         <w:t xml:space="preserve">{ </w:t>
       </w:r>
@@ -1131,6 +1190,104 @@
         <w:rPr>
           <w:rStyle w:val="hljs-comment"/>
         </w:rPr>
+        <w:t>/</w:t>
+      </w:r>
+      <w:proofErr w:type="gramEnd"/>
+      <w:r>
+        <w:rPr>
+          <w:rStyle w:val="hljs-comment"/>
+        </w:rPr>
+        <w:t xml:space="preserve">/ </w:t>
+      </w:r>
+      <w:r>
+        <w:rPr>
+          <w:rStyle w:val="hljs-comment"/>
+          <w:rtl/>
+        </w:rPr>
+        <w:t>اضافه کردن فیلد قیمت و درصد تخفیف</w:t>
+      </w:r>
+      <w:r>
+        <w:rPr>
+          <w:rtl/>
+        </w:rPr>
+        <w:t xml:space="preserve"> </w:t>
+      </w:r>
+      <w:r>
+        <w:rPr>
+          <w:rStyle w:val="hljs-variable"/>
+        </w:rPr>
+        <w:t>$table</w:t>
+      </w:r>
+      <w:r>
+        <w:t>-&gt;unsignedBigInteger(</w:t>
+      </w:r>
+      <w:r>
+        <w:rPr>
+          <w:rStyle w:val="hljs-string"/>
+        </w:rPr>
+        <w:t>'price'</w:t>
+      </w:r>
+      <w:r>
+        <w:t>)-&gt;default(</w:t>
+      </w:r>
+      <w:r>
+        <w:rPr>
+          <w:rStyle w:val="hljs-number"/>
+        </w:rPr>
+        <w:t>0</w:t>
+      </w:r>
+      <w:r>
+        <w:t>)-&gt;after(</w:t>
+      </w:r>
+      <w:r>
+        <w:rPr>
+          <w:rStyle w:val="hljs-string"/>
+        </w:rPr>
+        <w:t>'folder_name'</w:t>
+      </w:r>
+      <w:r>
+        <w:t xml:space="preserve">); </w:t>
+      </w:r>
+      <w:r>
+        <w:rPr>
+          <w:rStyle w:val="hljs-variable"/>
+        </w:rPr>
+        <w:t>$table</w:t>
+      </w:r>
+      <w:r>
+        <w:t>-&gt;unsignedInteger(</w:t>
+      </w:r>
+      <w:r>
+        <w:rPr>
+          <w:rStyle w:val="hljs-string"/>
+        </w:rPr>
+        <w:t>'discount'</w:t>
+      </w:r>
+      <w:r>
+        <w:t>)-&gt;default(</w:t>
+      </w:r>
+      <w:r>
+        <w:rPr>
+          <w:rStyle w:val="hljs-number"/>
+        </w:rPr>
+        <w:t>0</w:t>
+      </w:r>
+      <w:r>
+        <w:t>)-&gt;after(</w:t>
+      </w:r>
+      <w:r>
+        <w:rPr>
+          <w:rStyle w:val="hljs-string"/>
+        </w:rPr>
+        <w:t>'price'</w:t>
+      </w:r>
+      <w:r>
+        <w:t xml:space="preserve">); </w:t>
+      </w:r>
+      <w:r>
+        <w:rPr>
+          <w:rStyle w:val="hljs-comment"/>
+        </w:rPr>
         <w:t xml:space="preserve">// </w:t>
       </w:r>
       <w:r>
@@ -1138,13 +1295,121 @@
           <w:rStyle w:val="hljs-comment"/>
           <w:rtl/>
         </w:rPr>
-        <w:t>اضافه کردن فیلد قیمت و درصد تخفیف</w:t>
-      </w:r>
-      <w:r>
-        <w:rPr>
-          <w:rtl/>
-        </w:rPr>
-        <w:t xml:space="preserve"> </w:t>
+        <w:t xml:space="preserve">درصد تخفیف بین 0 تا </w:t>
+      </w:r>
+      <w:proofErr w:type="gramStart"/>
+      <w:r>
+        <w:rPr>
+          <w:rStyle w:val="hljs-comment"/>
+          <w:rtl/>
+        </w:rPr>
+        <w:t>100</w:t>
+      </w:r>
+      <w:r>
+        <w:rPr>
+          <w:rtl/>
+        </w:rPr>
+        <w:t xml:space="preserve"> </w:t>
+      </w:r>
+      <w:r>
+        <w:t>}</w:t>
+      </w:r>
+      <w:proofErr w:type="gramEnd"/>
+      <w:r>
+        <w:t>)</w:t>
+      </w:r>
+      <w:proofErr w:type="gramStart"/>
+      <w:r>
+        <w:t>; }</w:t>
+      </w:r>
+      <w:proofErr w:type="gramEnd"/>
+      <w:r>
+        <w:t xml:space="preserve"> </w:t>
+      </w:r>
+      <w:r>
+        <w:rPr>
+          <w:rStyle w:val="hljs-keyword"/>
+        </w:rPr>
+        <w:t>public</w:t>
+      </w:r>
+      <w:r>
+        <w:t xml:space="preserve"> </w:t>
+      </w:r>
+      <w:r>
+        <w:rPr>
+          <w:rStyle w:val="hljs-keyword"/>
+        </w:rPr>
+        <w:t>function</w:t>
+      </w:r>
+      <w:r>
+        <w:rPr>
+          <w:rStyle w:val="hljs-function"/>
+        </w:rPr>
+        <w:t xml:space="preserve"> </w:t>
+      </w:r>
+      <w:proofErr w:type="gramStart"/>
+      <w:r>
+        <w:rPr>
+          <w:rStyle w:val="hljs-title"/>
+        </w:rPr>
+        <w:t>down</w:t>
+      </w:r>
+      <w:r>
+        <w:rPr>
+          <w:rStyle w:val="hljs-function"/>
+        </w:rPr>
+        <w:t>(</w:t>
+      </w:r>
+      <w:proofErr w:type="gramEnd"/>
+      <w:r>
+        <w:rPr>
+          <w:rStyle w:val="hljs-function"/>
+        </w:rPr>
+        <w:t xml:space="preserve">): </w:t>
+      </w:r>
+      <w:r>
+        <w:rPr>
+          <w:rStyle w:val="hljs-title"/>
+        </w:rPr>
+        <w:t>void</w:t>
+      </w:r>
+      <w:r>
+        <w:rPr>
+          <w:rStyle w:val="hljs-function"/>
+        </w:rPr>
+        <w:t xml:space="preserve"> </w:t>
+      </w:r>
+      <w:proofErr w:type="gramStart"/>
+      <w:r>
+        <w:t>{ Schema::table(</w:t>
+      </w:r>
+      <w:proofErr w:type="gramEnd"/>
+      <w:r>
+        <w:rPr>
+          <w:rStyle w:val="hljs-string"/>
+        </w:rPr>
+        <w:t>'books'</w:t>
+      </w:r>
+      <w:r>
+        <w:t xml:space="preserve">, </w:t>
+      </w:r>
+      <w:r>
+        <w:rPr>
+          <w:rStyle w:val="hljs-keyword"/>
+        </w:rPr>
+        <w:t>function</w:t>
+      </w:r>
+      <w:r>
+        <w:rPr>
+          <w:rStyle w:val="hljs-function"/>
+        </w:rPr>
+        <w:t xml:space="preserve"> (</w:t>
+      </w:r>
+      <w:r>
+        <w:rPr>
+          <w:rStyle w:val="hljs-params"/>
+        </w:rPr>
+        <w:t xml:space="preserve">Blueprint </w:t>
       </w:r>
       <w:r>
         <w:rPr>
@@ -1153,7 +1418,38 @@
         <w:t>$table</w:t>
       </w:r>
       <w:r>
-        <w:t>-&gt;unsignedBigInteger(</w:t>
+        <w:rPr>
+          <w:rStyle w:val="hljs-function"/>
+        </w:rPr>
+        <w:t xml:space="preserve">) </w:t>
+      </w:r>
+      <w:proofErr w:type="gramStart"/>
+      <w:r>
+        <w:t xml:space="preserve">{ </w:t>
+      </w:r>
+      <w:r>
+        <w:rPr>
+          <w:rStyle w:val="hljs-variable"/>
+        </w:rPr>
+        <w:t>$</w:t>
+      </w:r>
+      <w:proofErr w:type="gramEnd"/>
+      <w:r>
+        <w:rPr>
+          <w:rStyle w:val="hljs-variable"/>
+        </w:rPr>
+        <w:t>table</w:t>
+      </w:r>
+      <w:r>
+        <w:t>-&gt;</w:t>
+      </w:r>
+      <w:proofErr w:type="gramStart"/>
+      <w:r>
+        <w:t>dropColumn(</w:t>
+      </w:r>
+      <w:proofErr w:type="gramEnd"/>
+      <w:r>
+        <w:t>[</w:t>
       </w:r>
       <w:r>
         <w:rPr>
@@ -1162,201 +1458,30 @@
         <w:t>'price'</w:t>
       </w:r>
       <w:r>
-        <w:t>)-&gt;default(</w:t>
-      </w:r>
-      <w:r>
-        <w:rPr>
-          <w:rStyle w:val="hljs-number"/>
-        </w:rPr>
-        <w:t>0</w:t>
-      </w:r>
-      <w:r>
-        <w:t>)-&gt;after(</w:t>
+        <w:t xml:space="preserve">, </w:t>
       </w:r>
       <w:r>
         <w:rPr>
           <w:rStyle w:val="hljs-string"/>
         </w:rPr>
-        <w:t>'folder_name'</w:t>
-      </w:r>
-      <w:r>
-        <w:t xml:space="preserve">); </w:t>
-      </w:r>
-      <w:r>
-        <w:rPr>
-          <w:rStyle w:val="hljs-variable"/>
-        </w:rPr>
-        <w:t>$table</w:t>
-      </w:r>
-      <w:r>
-        <w:t>-&gt;unsignedInteger(</w:t>
-      </w:r>
-      <w:r>
-        <w:rPr>
-          <w:rStyle w:val="hljs-string"/>
-        </w:rPr>
         <w:t>'discount'</w:t>
       </w:r>
       <w:r>
-        <w:t>)-&gt;default(</w:t>
-      </w:r>
-      <w:r>
-        <w:rPr>
-          <w:rStyle w:val="hljs-number"/>
-        </w:rPr>
-        <w:t>0</w:t>
-      </w:r>
-      <w:r>
-        <w:t>)-&gt;after(</w:t>
-      </w:r>
-      <w:r>
-        <w:rPr>
-          <w:rStyle w:val="hljs-string"/>
-        </w:rPr>
-        <w:t>'price'</w:t>
-      </w:r>
-      <w:r>
-        <w:t xml:space="preserve">); </w:t>
-      </w:r>
-      <w:r>
-        <w:rPr>
-          <w:rStyle w:val="hljs-comment"/>
-        </w:rPr>
-        <w:t xml:space="preserve">// </w:t>
-      </w:r>
-      <w:r>
-        <w:rPr>
-          <w:rStyle w:val="hljs-comment"/>
-          <w:rtl/>
-        </w:rPr>
-        <w:t>درصد تخفیف بین 0 تا 100</w:t>
-      </w:r>
-      <w:r>
-        <w:rPr>
-          <w:rtl/>
-        </w:rPr>
-        <w:t xml:space="preserve"> </w:t>
-      </w:r>
-      <w:r>
-        <w:t xml:space="preserve">}); } </w:t>
-      </w:r>
-      <w:r>
-        <w:rPr>
-          <w:rStyle w:val="hljs-keyword"/>
-        </w:rPr>
-        <w:t>public</w:t>
-      </w:r>
-      <w:r>
-        <w:t xml:space="preserve"> </w:t>
-      </w:r>
-      <w:r>
-        <w:rPr>
-          <w:rStyle w:val="hljs-keyword"/>
-        </w:rPr>
-        <w:t>function</w:t>
-      </w:r>
-      <w:r>
-        <w:rPr>
-          <w:rStyle w:val="hljs-function"/>
-        </w:rPr>
-        <w:t xml:space="preserve"> </w:t>
-      </w:r>
-      <w:r>
-        <w:rPr>
-          <w:rStyle w:val="hljs-title"/>
-        </w:rPr>
-        <w:t>down</w:t>
-      </w:r>
-      <w:r>
-        <w:rPr>
-          <w:rStyle w:val="hljs-function"/>
-        </w:rPr>
-        <w:t xml:space="preserve">(): </w:t>
-      </w:r>
-      <w:r>
-        <w:rPr>
-          <w:rStyle w:val="hljs-title"/>
-        </w:rPr>
-        <w:t>void</w:t>
-      </w:r>
-      <w:r>
-        <w:rPr>
-          <w:rStyle w:val="hljs-function"/>
-        </w:rPr>
-        <w:t xml:space="preserve"> </w:t>
-      </w:r>
-      <w:r>
-        <w:t>{ Schema::table(</w:t>
-      </w:r>
-      <w:r>
-        <w:rPr>
-          <w:rStyle w:val="hljs-string"/>
-        </w:rPr>
-        <w:t>'books'</w:t>
-      </w:r>
-      <w:r>
-        <w:t xml:space="preserve">, </w:t>
-      </w:r>
-      <w:r>
-        <w:rPr>
-          <w:rStyle w:val="hljs-keyword"/>
-        </w:rPr>
-        <w:t>function</w:t>
-      </w:r>
-      <w:r>
-        <w:rPr>
-          <w:rStyle w:val="hljs-function"/>
-        </w:rPr>
-        <w:t xml:space="preserve"> (</w:t>
-      </w:r>
-      <w:r>
-        <w:rPr>
-          <w:rStyle w:val="hljs-params"/>
-        </w:rPr>
-        <w:t xml:space="preserve">Blueprint </w:t>
-      </w:r>
-      <w:r>
-        <w:rPr>
-          <w:rStyle w:val="hljs-variable"/>
-        </w:rPr>
-        <w:t>$table</w:t>
-      </w:r>
-      <w:r>
-        <w:rPr>
-          <w:rStyle w:val="hljs-function"/>
-        </w:rPr>
-        <w:t xml:space="preserve">) </w:t>
-      </w:r>
-      <w:r>
-        <w:t xml:space="preserve">{ </w:t>
-      </w:r>
-      <w:r>
-        <w:rPr>
-          <w:rStyle w:val="hljs-variable"/>
-        </w:rPr>
-        <w:t>$table</w:t>
-      </w:r>
-      <w:r>
-        <w:t>-&gt;dropColumn([</w:t>
-      </w:r>
-      <w:r>
-        <w:rPr>
-          <w:rStyle w:val="hljs-string"/>
-        </w:rPr>
-        <w:t>'price'</w:t>
-      </w:r>
-      <w:r>
-        <w:t xml:space="preserve">, </w:t>
-      </w:r>
-      <w:r>
-        <w:rPr>
-          <w:rStyle w:val="hljs-string"/>
-        </w:rPr>
-        <w:t>'discount'</w:t>
-      </w:r>
-      <w:r>
-        <w:t>]); }); }</w:t>
-      </w:r>
+        <w:t>])</w:t>
+      </w:r>
+      <w:proofErr w:type="gramStart"/>
+      <w:r>
+        <w:t>; }</w:t>
+      </w:r>
+      <w:proofErr w:type="gramEnd"/>
+      <w:r>
+        <w:t>)</w:t>
+      </w:r>
+      <w:proofErr w:type="gramStart"/>
+      <w:r>
+        <w:t>; }</w:t>
+      </w:r>
+      <w:proofErr w:type="gramEnd"/>
     </w:p>
     <w:p>
       <w:pPr>
@@ -1427,6 +1552,7 @@
         <w:rPr>
           <w:rtl/>
         </w:rPr>
+        <w:lastRenderedPageBreak/>
         <w:t>گام سوم: به‌روزرسانی صفحه آپلود در پنل ادمین</w:t>
       </w:r>
       <w:r>
@@ -1446,7 +1572,7 @@
     <w:p>
       <w:pPr>
         <w:rPr>
-          <w:rFonts w:cs="B Zar" w:hint="cs"/>
+          <w:rFonts w:cs="B Zar"/>
           <w:sz w:val="26"/>
           <w:szCs w:val="26"/>
           <w:rtl/>
@@ -1494,7 +1620,7 @@
 </file>
 
 <file path=word/styles.xml><?xml version="1.0" encoding="utf-8"?>
-<w:styles xmlns:mc="http://schemas.openxmlformats.org/markup-compatibility/2006" xmlns:r="http://schemas.openxmlformats.org/officeDocument/2006/relationships" xmlns:w="http://schemas.openxmlformats.org/wordprocessingml/2006/main" xmlns:w14="http://schemas.microsoft.com/office/word/2010/wordml" xmlns:w15="http://schemas.microsoft.com/office/word/2012/wordml" xmlns:w16cex="http://schemas.microsoft.com/office/word/2018/wordml/cex" xmlns:w16cid="http://schemas.microsoft.com/office/word/2016/wordml/cid" xmlns:w16="http://schemas.microsoft.com/office/word/2018/wordml" xmlns:w16sdtdh="http://schemas.microsoft.com/office/word/2020/wordml/sdtdatahash" xmlns:w16se="http://schemas.microsoft.com/office/word/2015/wordml/symex" mc:Ignorable="w14 w15 w16se w16cid w16 w16cex w16sdtdh">
+<w:styles xmlns:mc="http://schemas.openxmlformats.org/markup-compatibility/2006" xmlns:r="http://schemas.openxmlformats.org/officeDocument/2006/relationships" xmlns:w="http://schemas.openxmlformats.org/wordprocessingml/2006/main" xmlns:w14="http://schemas.microsoft.com/office/word/2010/wordml" xmlns:w15="http://schemas.microsoft.com/office/word/2012/wordml" xmlns:w16cex="http://schemas.microsoft.com/office/word/2018/wordml/cex" xmlns:w16cid="http://schemas.microsoft.com/office/word/2016/wordml/cid" xmlns:w16="http://schemas.microsoft.com/office/word/2018/wordml" xmlns:w16du="http://schemas.microsoft.com/office/word/2023/wordml/word16du" xmlns:w16sdtdh="http://schemas.microsoft.com/office/word/2020/wordml/sdtdatahash" xmlns:w16sdtfl="http://schemas.microsoft.com/office/word/2024/wordml/sdtformatlock" xmlns:w16se="http://schemas.microsoft.com/office/word/2015/wordml/symex" mc:Ignorable="w14 w15 w16se w16cid w16 w16cex w16sdtdh w16sdtfl w16du">
   <w:docDefaults>
     <w:rPrDefault>
       <w:rPr>
